--- a/ESP32/SoutheastCon_ESP32_03_WiFi_Connection.docx
+++ b/ESP32/SoutheastCon_ESP32_03_WiFi_Connection.docx
@@ -161,7 +161,7 @@
           <w:noProof/>
         </w:rPr>
         <w:drawing>
-          <wp:inline distT="0" distB="0" distL="0" distR="0" wp14:anchorId="2F7777AE" wp14:editId="15372CA0">
+          <wp:inline distT="0" distB="0" distL="0" distR="0" wp14:anchorId="317CC094" wp14:editId="19F4CB81">
             <wp:extent cx="6400800" cy="1280795"/>
             <wp:effectExtent l="0" t="0" r="0" b="0"/>
             <wp:docPr id="1" name="Picture 1"/>
@@ -2274,6 +2274,7 @@
         <w:ind w:left="288"/>
       </w:pPr>
       <w:r>
+        <w:lastRenderedPageBreak/>
         <w:t>☐ I can determine the ESP32's MAC address.</w:t>
       </w:r>
     </w:p>
@@ -2283,7 +2284,6 @@
         <w:ind w:left="288"/>
       </w:pPr>
       <w:r>
-        <w:lastRenderedPageBreak/>
         <w:t>☐ I can display network information on the OLED.</w:t>
       </w:r>
     </w:p>
@@ -2487,7 +2487,7 @@
       <w:rPr>
         <w:sz w:val="18"/>
       </w:rPr>
-      <w:t>Last modified: September 27, 2026 1:48 PM EDT * Rodney Radford</w:t>
+      <w:t>Last modified: September 27, 2026 1:48 PM * Rodney Radford</w:t>
     </w:r>
   </w:p>
 </w:ftr>
@@ -4001,6 +4001,7 @@
   <w:style w:type="character" w:default="1" w:styleId="DefaultParagraphFont">
     <w:name w:val="Default Paragraph Font"/>
     <w:uiPriority w:val="1"/>
+    <w:semiHidden/>
     <w:unhideWhenUsed/>
   </w:style>
   <w:style w:type="table" w:default="1" w:styleId="TableNormal">
